--- a/საშინაო დავალება.docx
+++ b/საშინაო დავალება.docx
@@ -650,10 +650,92 @@
       <w:r>
         <w:br/>
       </w:r>
-    </w:p>
-    <w:p>
-      <w:r>
-        <w:t>GitHub Repository: https://github.com/aleksandre-26/CV</w:t>
+      <w:r>
+        <w:t xml:space="preserve">GitHub Repository: </w:t>
+      </w:r>
+      <w:hyperlink r:id="rId4" w:history="1">
+        <w:r>
+          <w:rPr>
+            <w:rStyle w:val="Hyperlink"/>
+          </w:rPr>
+          <w:t>https://github.com/aleksandre-26/CV</w:t>
+        </w:r>
+      </w:hyperlink>
+      <w:r>
+        <w:br/>
+      </w:r>
+      <w:proofErr w:type="spellStart"/>
+      <w:r>
+        <w:lastRenderedPageBreak/>
+        <w:t>ასევე</w:t>
+      </w:r>
+      <w:proofErr w:type="spellEnd"/>
+      <w:r>
+        <w:t xml:space="preserve"> </w:t>
+      </w:r>
+      <w:proofErr w:type="spellStart"/>
+      <w:r>
+        <w:t>ვერსიების</w:t>
+      </w:r>
+      <w:proofErr w:type="spellEnd"/>
+      <w:r>
+        <w:t xml:space="preserve"> </w:t>
+      </w:r>
+      <w:proofErr w:type="spellStart"/>
+      <w:r>
+        <w:t>მივაკომენტარე</w:t>
+      </w:r>
+      <w:proofErr w:type="spellEnd"/>
+      <w:r>
+        <w:t xml:space="preserve"> </w:t>
+      </w:r>
+      <w:proofErr w:type="spellStart"/>
+      <w:r>
+        <w:t>ცვლილებები</w:t>
+      </w:r>
+      <w:proofErr w:type="spellEnd"/>
+      <w:r>
+        <w:t xml:space="preserve"> </w:t>
+      </w:r>
+      <w:r>
+        <w:br/>
+      </w:r>
+      <w:r>
+        <w:drawing>
+          <wp:inline distT="0" distB="0" distL="0" distR="0" wp14:anchorId="2F379662" wp14:editId="0290FA55">
+            <wp:extent cx="3276884" cy="3977985"/>
+            <wp:effectExtent l="0" t="0" r="0" b="3810"/>
+            <wp:docPr id="2073325730" name="Picture 1"/>
+            <wp:cNvGraphicFramePr>
+              <a:graphicFrameLocks xmlns:a="http://schemas.openxmlformats.org/drawingml/2006/main" noChangeAspect="1"/>
+            </wp:cNvGraphicFramePr>
+            <a:graphic xmlns:a="http://schemas.openxmlformats.org/drawingml/2006/main">
+              <a:graphicData uri="http://schemas.openxmlformats.org/drawingml/2006/picture">
+                <pic:pic xmlns:pic="http://schemas.openxmlformats.org/drawingml/2006/picture">
+                  <pic:nvPicPr>
+                    <pic:cNvPr id="2073325730" name=""/>
+                    <pic:cNvPicPr/>
+                  </pic:nvPicPr>
+                  <pic:blipFill>
+                    <a:blip r:embed="rId5"/>
+                    <a:stretch>
+                      <a:fillRect/>
+                    </a:stretch>
+                  </pic:blipFill>
+                  <pic:spPr>
+                    <a:xfrm>
+                      <a:off x="0" y="0"/>
+                      <a:ext cx="3276884" cy="3977985"/>
+                    </a:xfrm>
+                    <a:prstGeom prst="rect">
+                      <a:avLst/>
+                    </a:prstGeom>
+                  </pic:spPr>
+                </pic:pic>
+              </a:graphicData>
+            </a:graphic>
+          </wp:inline>
+        </w:drawing>
       </w:r>
     </w:p>
     <w:p/>
@@ -1270,6 +1352,7 @@
   <w:style w:type="character" w:default="1" w:styleId="DefaultParagraphFont">
     <w:name w:val="Default Paragraph Font"/>
     <w:uiPriority w:val="1"/>
+    <w:semiHidden/>
     <w:unhideWhenUsed/>
   </w:style>
   <w:style w:type="table" w:default="1" w:styleId="TableNormal">
@@ -1581,6 +1664,29 @@
       <w:smallCaps/>
       <w:color w:val="2F5496" w:themeColor="accent1" w:themeShade="BF"/>
       <w:spacing w:val="5"/>
+    </w:rPr>
+  </w:style>
+  <w:style w:type="character" w:styleId="Hyperlink">
+    <w:name w:val="Hyperlink"/>
+    <w:basedOn w:val="DefaultParagraphFont"/>
+    <w:uiPriority w:val="99"/>
+    <w:unhideWhenUsed/>
+    <w:rsid w:val="006873EF"/>
+    <w:rPr>
+      <w:color w:val="0563C1" w:themeColor="hyperlink"/>
+      <w:u w:val="single"/>
+    </w:rPr>
+  </w:style>
+  <w:style w:type="character" w:styleId="UnresolvedMention">
+    <w:name w:val="Unresolved Mention"/>
+    <w:basedOn w:val="DefaultParagraphFont"/>
+    <w:uiPriority w:val="99"/>
+    <w:semiHidden/>
+    <w:unhideWhenUsed/>
+    <w:rsid w:val="006873EF"/>
+    <w:rPr>
+      <w:color w:val="605E5C"/>
+      <w:shd w:val="clear" w:color="auto" w:fill="E1DFDD"/>
     </w:rPr>
   </w:style>
 </w:styles>
